--- a/output/report.docx
+++ b/output/report.docx
@@ -91,7 +91,15 @@
         <w:pStyle w:val="ListNumber"/>
       </w:pPr>
       <w:r>
-        <w:t>使用特征点的中位位移更新目标中心。</w:t>
+        <w:t>使用 RANSAC 从光流点估计部分仿射变换，更新旋转目标四边形。</w:t>
+      </w:r>
+    </w:p>
+    <w:p>
+      <w:pPr>
+        <w:pStyle w:val="ListNumber"/>
+      </w:pPr>
+      <w:r>
+        <w:t>当有效点不足或 ROI 漂移时，使用初始目标的 Lab 色度模板重定位，再在旋转 ROI 内重新提取角点。</w:t>
       </w:r>
     </w:p>
     <w:p>
@@ -244,7 +252,7 @@
           </w:tcPr>
           <w:p>
             <w:r>
-              <w:t>661.908</w:t>
+              <w:t>381.443</w:t>
             </w:r>
           </w:p>
         </w:tc>
@@ -254,7 +262,7 @@
           </w:tcPr>
           <w:p>
             <w:r>
-              <w:t>678.009</w:t>
+              <w:t>381.501</w:t>
             </w:r>
           </w:p>
         </w:tc>
@@ -296,7 +304,7 @@
           </w:tcPr>
           <w:p>
             <w:r>
-              <w:t>64</w:t>
+              <w:t>234</w:t>
             </w:r>
           </w:p>
         </w:tc>
@@ -306,7 +314,7 @@
           </w:tcPr>
           <w:p>
             <w:r>
-              <w:t>0.2735</w:t>
+              <w:t>1.0</w:t>
             </w:r>
           </w:p>
         </w:tc>
@@ -316,7 +324,7 @@
           </w:tcPr>
           <w:p>
             <w:r>
-              <w:t>981.795</w:t>
+              <w:t>122.398</w:t>
             </w:r>
           </w:p>
         </w:tc>
@@ -326,7 +334,7 @@
           </w:tcPr>
           <w:p>
             <w:r>
-              <w:t>981.795</w:t>
+              <w:t>238.234</w:t>
             </w:r>
           </w:p>
         </w:tc>
@@ -336,7 +344,7 @@
           </w:tcPr>
           <w:p>
             <w:r>
-              <w:t>warning_low_valid_ratio</w:t>
+              <w:t>ok</w:t>
             </w:r>
           </w:p>
         </w:tc>
@@ -368,7 +376,7 @@
           </w:tcPr>
           <w:p>
             <w:r>
-              <w:t>64</w:t>
+              <w:t>65</w:t>
             </w:r>
           </w:p>
         </w:tc>
@@ -378,7 +386,7 @@
           </w:tcPr>
           <w:p>
             <w:r>
-              <w:t>0.9846</w:t>
+              <w:t>1.0</w:t>
             </w:r>
           </w:p>
         </w:tc>
@@ -388,7 +396,7 @@
           </w:tcPr>
           <w:p>
             <w:r>
-              <w:t>265.927</w:t>
+              <w:t>187.045</w:t>
             </w:r>
           </w:p>
         </w:tc>
@@ -398,7 +406,7 @@
           </w:tcPr>
           <w:p>
             <w:r>
-              <w:t>266.816</w:t>
+              <w:t>188.045</w:t>
             </w:r>
           </w:p>
         </w:tc>
@@ -460,7 +468,7 @@
           </w:tcPr>
           <w:p>
             <w:r>
-              <w:t>266.681</w:t>
+              <w:t>288.511</w:t>
             </w:r>
           </w:p>
         </w:tc>
@@ -470,7 +478,7 @@
           </w:tcPr>
           <w:p>
             <w:r>
-              <w:t>266.802</w:t>
+              <w:t>288.511</w:t>
             </w:r>
           </w:p>
         </w:tc>
@@ -532,7 +540,7 @@
           </w:tcPr>
           <w:p>
             <w:r>
-              <w:t>381.012</w:t>
+              <w:t>369.684</w:t>
             </w:r>
           </w:p>
         </w:tc>
@@ -542,7 +550,7 @@
           </w:tcPr>
           <w:p>
             <w:r>
-              <w:t>381.012</w:t>
+              <w:t>369.684</w:t>
             </w:r>
           </w:p>
         </w:tc>
@@ -604,7 +612,7 @@
           </w:tcPr>
           <w:p>
             <w:r>
-              <w:t>403.052</w:t>
+              <w:t>494.328</w:t>
             </w:r>
           </w:p>
         </w:tc>
@@ -614,7 +622,7 @@
           </w:tcPr>
           <w:p>
             <w:r>
-              <w:t>405.132</w:t>
+              <w:t>494.452</w:t>
             </w:r>
           </w:p>
         </w:tc>
@@ -656,7 +664,7 @@
           </w:tcPr>
           <w:p>
             <w:r>
-              <w:t>108</w:t>
+              <w:t>109</w:t>
             </w:r>
           </w:p>
         </w:tc>
@@ -666,7 +674,7 @@
           </w:tcPr>
           <w:p>
             <w:r>
-              <w:t>0.9908</w:t>
+              <w:t>1.0</w:t>
             </w:r>
           </w:p>
         </w:tc>
@@ -676,7 +684,7 @@
           </w:tcPr>
           <w:p>
             <w:r>
-              <w:t>91.872</w:t>
+              <w:t>179.64</w:t>
             </w:r>
           </w:p>
         </w:tc>
@@ -686,7 +694,7 @@
           </w:tcPr>
           <w:p>
             <w:r>
-              <w:t>91.886</w:t>
+              <w:t>489.26</w:t>
             </w:r>
           </w:p>
         </w:tc>
@@ -748,7 +756,7 @@
           </w:tcPr>
           <w:p>
             <w:r>
-              <w:t>799.804</w:t>
+              <w:t>297.273</w:t>
             </w:r>
           </w:p>
         </w:tc>
@@ -758,7 +766,7 @@
           </w:tcPr>
           <w:p>
             <w:r>
-              <w:t>803.995</w:t>
+              <w:t>465.91</w:t>
             </w:r>
           </w:p>
         </w:tc>
@@ -1413,7 +1421,7 @@
     </w:p>
     <w:p>
       <w:r>
-        <w:t>标定精度依赖手动点击的角点和内框真实尺寸；光流跟踪依赖初始目标框和可跟踪角点质量。若相机发生移动或目标离开标定平面，测量结果会产生误差。</w:t>
+        <w:t>标定精度依赖手动点击的角点和内框真实尺寸；光流跟踪依赖初始目标框、RANSAC 内点质量和模板重定位效果。若相机发生移动或目标离开标定平面，测量结果会产生误差。</w:t>
       </w:r>
     </w:p>
     <w:sectPr>
